--- a/materialien/Werkzeuge/Funkraum/KR_W4_Funkraum_Schluesseltausch.docx
+++ b/materialien/Werkzeuge/Funkraum/KR_W4_Funkraum_Schluesseltausch.docx
@@ -169,7 +169,7 @@
               <w:rPr>
                 <w:rFonts w:ascii="Georgia" w:hAnsi="Georgia" w:cs="Georgia" w:eastAsia="Georgia"/>
                 <w:b/>
-                <w:color w:val="1E7B4F"/>
+                <w:color w:val="14213D"/>
                 <w:sz w:val="34"/>
               </w:rPr>
               <w:t>Schlüsseltausch vor Eves Augen</w:t>
